--- a/policies/build/sop_record_masters/MOM/SOP_MOM.6.a_to_i_safe_administration.docx
+++ b/policies/build/sop_record_masters/MOM/SOP_MOM.6.a_to_i_safe_administration.docx
@@ -208,12 +208,6 @@
     </w:p>
     <w:p>
       <w:r>
-        <w:rPr>
-          <w:i/>
-        </w:rPr>
-        <w:t xml:space="preserve">Why: </w:t>
-      </w:r>
-      <w:r>
         <w:t>so every administration, in every setting, follows the same five-rights discipline -- not a shortcut taken because the ward is busy.</w:t>
       </w:r>
     </w:p>
@@ -231,12 +225,6 @@
       </w:r>
     </w:p>
     <w:p>
-      <w:r>
-        <w:rPr>
-          <w:i/>
-        </w:rPr>
-        <w:t xml:space="preserve">Why: </w:t>
-      </w:r>
       <w:r>
         <w:t>administration is the point where every earlier safeguard either holds or fails -- it is the last check before the medication is in the patient.</w:t>
       </w:r>
@@ -325,12 +313,6 @@
     </w:p>
     <w:p>
       <w:r>
-        <w:rPr>
-          <w:i/>
-        </w:rPr>
-        <w:t xml:space="preserve">Why: </w:t>
-      </w:r>
-      <w:r>
         <w:t>The five rights are not a formality recited before administration -- they are the last point at which a wrong patient, wrong drug, wrong dose, wrong route or wrong time can still be caught before it becomes something that already happened.</w:t>
       </w:r>
     </w:p>
@@ -353,12 +335,6 @@
       </w:r>
     </w:p>
     <w:p>
-      <w:r>
-        <w:rPr>
-          <w:i/>
-        </w:rPr>
-        <w:t xml:space="preserve">Why: </w:t>
-      </w:r>
       <w:r>
         <w:t>An unlabelled syringe sitting next to another unlabelled syringe is a swap waiting to happen -- the moment two unlabelled preparations exist side by side, the five rights can no longer be verified by looking.</w:t>
       </w:r>
@@ -383,12 +359,6 @@
     </w:p>
     <w:p>
       <w:r>
-        <w:rPr>
-          <w:i/>
-        </w:rPr>
-        <w:t xml:space="preserve">Why: </w:t>
-      </w:r>
-      <w:r>
         <w:t>A medication given to the wrong patient is not a dosing error -- it is an entirely different patient receiving a treatment decision that was never made for them.</w:t>
       </w:r>
     </w:p>
@@ -411,12 +381,6 @@
       </w:r>
     </w:p>
     <w:p>
-      <w:r>
-        <w:rPr>
-          <w:i/>
-        </w:rPr>
-        <w:t xml:space="preserve">Why: </w:t>
-      </w:r>
       <w:r>
         <w:t>A medication that looks fine from a distance can still be the wrong drug, expired, or visibly discoloured -- the physical check is what catches what the order alone cannot.</w:t>
       </w:r>
@@ -441,12 +405,6 @@
     </w:p>
     <w:p>
       <w:r>
-        <w:rPr>
-          <w:i/>
-        </w:rPr>
-        <w:t xml:space="preserve">Why: </w:t>
-      </w:r>
-      <w:r>
         <w:t>The right drug given the wrong way -- the wrong strength, the wrong route, or at the wrong time -- can still cause real harm even though the vial itself was correct.</w:t>
       </w:r>
     </w:p>
@@ -469,12 +427,6 @@
       </w:r>
     </w:p>
     <w:p>
-      <w:r>
-        <w:rPr>
-          <w:i/>
-        </w:rPr>
-        <w:t xml:space="preserve">Why: </w:t>
-      </w:r>
       <w:r>
         <w:t>An enteral feed connected into a vein, or a medication line connected into the wrong tubing, is a mis-connection that physical checks at the bedside -- not assumptions about which line goes where -- are what prevent.</w:t>
       </w:r>
@@ -499,12 +451,6 @@
     </w:p>
     <w:p>
       <w:r>
-        <w:rPr>
-          <w:i/>
-        </w:rPr>
-        <w:t xml:space="preserve">Why: </w:t>
-      </w:r>
-      <w:r>
         <w:t>An administration that happened but was never written down is, to the next nurse or doctor who looks at the chart, indistinguishable from one that never happened at all.</w:t>
       </w:r>
     </w:p>
@@ -527,12 +473,6 @@
       </w:r>
     </w:p>
     <w:p>
-      <w:r>
-        <w:rPr>
-          <w:i/>
-        </w:rPr>
-        <w:t xml:space="preserve">Why: </w:t>
-      </w:r>
       <w:r>
         <w:t>A patient allowed to self-administer with nobody checking whether they actually understand their own dosing schedule is a decision made on the assumption of competence that was never actually assessed.</w:t>
       </w:r>
@@ -557,12 +497,6 @@
     </w:p>
     <w:p>
       <w:r>
-        <w:rPr>
-          <w:i/>
-        </w:rPr>
-        <w:t xml:space="preserve">Why: </w:t>
-      </w:r>
-      <w:r>
         <w:t>A medication the patient brought from home, taken without anyone checking what it actually is or whether it's still good, can quietly undo everything the hospital's own prescription is trying to achieve.</w:t>
       </w:r>
     </w:p>
@@ -585,12 +519,6 @@
       </w:r>
     </w:p>
     <w:p>
-      <w:r>
-        <w:rPr>
-          <w:i/>
-        </w:rPr>
-        <w:t xml:space="preserve">Why: </w:t>
-      </w:r>
       <w:r>
         <w:t>Administering a medication while something about the patient, the order, or the medication itself cannot be confirmed is trading an unresolved doubt for schedule pressure -- that trade is never the nurse's to make alone.</w:t>
       </w:r>

--- a/policies/build/sop_record_masters/MOM/SOP_MOM.6.a_to_i_safe_administration.docx
+++ b/policies/build/sop_record_masters/MOM/SOP_MOM.6.a_to_i_safe_administration.docx
@@ -318,7 +318,37 @@
     </w:p>
     <w:p>
       <w:r>
-        <w:t>The administering nurse follows the «five rights: right patient, right drug, right dose, right route, right time». Hands are washed, the medication is prepared at the bedside or medication preparation area, and it is administered while the patient is identified and the order is open in front of the nurse.</w:t>
+        <w:t>The administering nurse follows the five rights:</w:t>
+      </w:r>
+    </w:p>
+    <w:p>
+      <w:r>
+        <w:t>1. Right patient.</w:t>
+      </w:r>
+    </w:p>
+    <w:p>
+      <w:r>
+        <w:t>2. Right drug.</w:t>
+      </w:r>
+    </w:p>
+    <w:p>
+      <w:r>
+        <w:t>3. Right dose.</w:t>
+      </w:r>
+    </w:p>
+    <w:p>
+      <w:r>
+        <w:t>4. Right route.</w:t>
+      </w:r>
+    </w:p>
+    <w:p>
+      <w:r>
+        <w:t>5. Right time.</w:t>
+      </w:r>
+    </w:p>
+    <w:p>
+      <w:r>
+        <w:t>Hands are washed, the medication is prepared at the bedside or medication preparation area, and it is administered while the patient is identified and the order is open in front of the nurse.</w:t>
       </w:r>
     </w:p>
     <w:p>
@@ -387,7 +417,27 @@
     </w:p>
     <w:p>
       <w:r>
-        <w:t>The nurse checks the medication against the written order -- drug name, strength, dose, route, frequency -- and physically inspects it for expiry date, discolouration, particulate matter, and packaging integrity.</w:t>
+        <w:t>The nurse checks the medication against the written order -- drug name, strength, dose, route, frequency -- and physically inspects it for four things:</w:t>
+      </w:r>
+    </w:p>
+    <w:p>
+      <w:r>
+        <w:t>1. Expiry date.</w:t>
+      </w:r>
+    </w:p>
+    <w:p>
+      <w:r>
+        <w:t>2. Discolouration.</w:t>
+      </w:r>
+    </w:p>
+    <w:p>
+      <w:r>
+        <w:t>3. Particulate matter.</w:t>
+      </w:r>
+    </w:p>
+    <w:p>
+      <w:r>
+        <w:t>4. Packaging integrity.</w:t>
       </w:r>
     </w:p>
     <w:p>
@@ -456,7 +506,37 @@
     </w:p>
     <w:p>
       <w:r>
-        <w:t>The administering nurse records the drug name, dose, route, time of administration, and their initials or signature in the «medication administration record (MAR)». For a withheld or omitted dose, the reason is documented.</w:t>
+        <w:t>The administering nurse records five things in the «medication administration record (MAR)»:</w:t>
+      </w:r>
+    </w:p>
+    <w:p>
+      <w:r>
+        <w:t>1. Drug name.</w:t>
+      </w:r>
+    </w:p>
+    <w:p>
+      <w:r>
+        <w:t>2. Dose.</w:t>
+      </w:r>
+    </w:p>
+    <w:p>
+      <w:r>
+        <w:t>3. Route.</w:t>
+      </w:r>
+    </w:p>
+    <w:p>
+      <w:r>
+        <w:t>4. Time of administration.</w:t>
+      </w:r>
+    </w:p>
+    <w:p>
+      <w:r>
+        <w:t>5. Their initials or signature.</w:t>
+      </w:r>
+    </w:p>
+    <w:p>
+      <w:r>
+        <w:t>For a withheld or omitted dose, the reason is documented.</w:t>
       </w:r>
     </w:p>
     <w:p>
